--- a/az/wisdom-stories/question-the-question.docx
+++ b/az/wisdom-stories/question-the-question.docx
@@ -261,7 +261,7 @@
         <w:rPr>
           <w:lang/>
         </w:rPr>
-        <w:t>— Bəlkə də heç biri yuyunmayacaq. Üzü çirkli olan yoldaşının təmiz üzünə baxıb yerindən tərpənməz. Üzü təmiz olan isə onun yuyunmadığını görüb özünün də təmiz olduğunu düşünər.</w:t>
+        <w:t>— Bəlkə də, heç biri yuyunmayacaq. Üzü çirkli olan yoldaşının təmiz üzünə baxıb yerindən tərpənməz. Üzü təmiz olan isə onun yuyunmadığını görüb özünün də təmiz olduğunu düşünər.</w:t>
       </w:r>
     </w:p>
     <w:p>
